--- a/docs/submission/final/Roomify - Evaluation Evidence.docx
+++ b/docs/submission/final/Roomify - Evaluation Evidence.docx
@@ -37,7 +37,7 @@
         <w:br/>
       </w:r>
       <w:r>
-        <w:t xml:space="preserve">Release candidate v0.9.0-rc1</w:t>
+        <w:t xml:space="preserve">Release v1.0.0 (demo mode)</w:t>
       </w:r>
       <w:r>
         <w:br/>
@@ -56,7 +56,7 @@
         <w:pStyle w:val="FirstParagraph"/>
       </w:pPr>
       <w:r>
-        <w:t xml:space="preserve">All numbers here were measured on 2026-10-24 by running the code in this repository; nothing is</w:t>
+        <w:t xml:space="preserve">Detection numbers here were measured on 2026-10-24 (tests re-run 2026-10-26) by running the code in this repository; nothing is</w:t>
       </w:r>
       <w:r>
         <w:t xml:space="preserve"> </w:t>
@@ -1468,34 +1468,106 @@
           <w:b/>
           <w:bCs/>
         </w:rPr>
-        <w:t xml:space="preserve">Pending: requires OpenAI key</w:t>
-      </w:r>
-      <w:r>
-        <w:t xml:space="preserve"> </w:t>
-      </w:r>
-      <w:r>
-        <w:t xml:space="preserve">— no</w:t>
-      </w:r>
-      <w:r>
-        <w:t xml:space="preserve"> </w:t>
+        <w:t xml:space="preserve">Demo mode (pre-generated results).</w:t>
+      </w:r>
+      <w:r>
+        <w:t xml:space="preserve"> </w:t>
+      </w:r>
+      <w:r>
+        <w:t xml:space="preserve">No OpenAI measurements exist. On 2026-10-26 the project's</w:t>
+      </w:r>
+      <w:r>
+        <w:t xml:space="preserve"> </w:t>
+      </w:r>
+      <w:r>
+        <w:t xml:space="preserve">OpenAI account could not serve requests: one key was rejected (</w:t>
       </w:r>
       <w:r>
         <w:rPr>
           <w:rStyle w:val="VerbatimChar"/>
         </w:rPr>
-        <w:t xml:space="preserve">OPENAI_API_KEY</w:t>
-      </w:r>
-      <w:r>
-        <w:t xml:space="preserve"> </w:t>
-      </w:r>
-      <w:r>
-        <w:t xml:space="preserve">has been configured, so none of these</w:t>
-      </w:r>
-      <w:r>
-        <w:t xml:space="preserve"> </w:t>
-      </w:r>
-      <w:r>
-        <w:t xml:space="preserve">have been measured. No values are estimated or borrowed from model cards.</w:t>
+        <w:t xml:space="preserve">401 invalid_api_key</w:t>
+      </w:r>
+      <w:r>
+        <w:t xml:space="preserve">) and the other</w:t>
+      </w:r>
+      <w:r>
+        <w:t xml:space="preserve"> </w:t>
+      </w:r>
+      <w:r>
+        <w:t xml:space="preserve">had no credit (</w:t>
+      </w:r>
+      <w:r>
+        <w:rPr>
+          <w:rStyle w:val="VerbatimChar"/>
+        </w:rPr>
+        <w:t xml:space="preserve">429 insufficient_quota</w:t>
+      </w:r>
+      <w:r>
+        <w:t xml:space="preserve">,</w:t>
+      </w:r>
+      <w:r>
+        <w:t xml:space="preserve"> </w:t>
+      </w:r>
+      <w:r>
+        <w:rPr>
+          <w:rStyle w:val="VerbatimChar"/>
+        </w:rPr>
+        <w:t xml:space="preserve">credit_balance_exhausted</w:t>
+      </w:r>
+      <w:r>
+        <w:t xml:space="preserve">). The submitted build therefore</w:t>
+      </w:r>
+      <w:r>
+        <w:t xml:space="preserve"> </w:t>
+      </w:r>
+      <w:r>
+        <w:t xml:space="preserve">runs with</w:t>
+      </w:r>
+      <w:r>
+        <w:t xml:space="preserve"> </w:t>
+      </w:r>
+      <w:r>
+        <w:rPr>
+          <w:rStyle w:val="VerbatimChar"/>
+        </w:rPr>
+        <w:t xml:space="preserve">AI_DEMO_MODE=true</w:t>
+      </w:r>
+      <w:r>
+        <w:t xml:space="preserve">: the plan, visual concept, suggestions and DIY guides come from a</w:t>
+      </w:r>
+      <w:r>
+        <w:t xml:space="preserve"> </w:t>
+      </w:r>
+      <w:r>
+        <w:t xml:space="preserve">bundled demo library and every such result is marked</w:t>
+      </w:r>
+      <w:r>
+        <w:t xml:space="preserve"> </w:t>
+      </w:r>
+      <w:r>
+        <w:rPr>
+          <w:rStyle w:val="VerbatimChar"/>
+        </w:rPr>
+        <w:t xml:space="preserve">source: "demo"</w:t>
+      </w:r>
+      <w:r>
+        <w:t xml:space="preserve"> </w:t>
+      </w:r>
+      <w:r>
+        <w:t xml:space="preserve">in the API and "Demo" in the</w:t>
+      </w:r>
+      <w:r>
+        <w:t xml:space="preserve"> </w:t>
+      </w:r>
+      <w:r>
+        <w:t xml:space="preserve">UI (see §2.1). None of the values below are estimated or borrowed from model cards; latency and cost</w:t>
+      </w:r>
+      <w:r>
+        <w:t xml:space="preserve"> </w:t>
+      </w:r>
+      <w:r>
+        <w:t xml:space="preserve">of demo results say nothing about the model, so they are not reported.</w:t>
       </w:r>
     </w:p>
     <w:tbl>
@@ -1558,7 +1630,7 @@
                 <w:b/>
                 <w:bCs/>
               </w:rPr>
-              <w:t xml:space="preserve">Pending: requires OpenAI key</w:t>
+              <w:t xml:space="preserve">Demo mode (pre-generated results)</w:t>
             </w:r>
           </w:p>
         </w:tc>
@@ -1586,7 +1658,7 @@
                 <w:b/>
                 <w:bCs/>
               </w:rPr>
-              <w:t xml:space="preserve">Pending: requires OpenAI key</w:t>
+              <w:t xml:space="preserve">Demo mode (pre-generated results)</w:t>
             </w:r>
           </w:p>
         </w:tc>
@@ -1614,7 +1686,7 @@
                 <w:b/>
                 <w:bCs/>
               </w:rPr>
-              <w:t xml:space="preserve">Pending: requires OpenAI key</w:t>
+              <w:t xml:space="preserve">Demo mode (pre-generated results)</w:t>
             </w:r>
           </w:p>
         </w:tc>
@@ -1642,7 +1714,7 @@
                 <w:b/>
                 <w:bCs/>
               </w:rPr>
-              <w:t xml:space="preserve">Pending: requires OpenAI key</w:t>
+              <w:t xml:space="preserve">Demo mode (pre-generated results)</w:t>
             </w:r>
           </w:p>
         </w:tc>
@@ -1670,7 +1742,7 @@
                 <w:b/>
                 <w:bCs/>
               </w:rPr>
-              <w:t xml:space="preserve">Pending: requires OpenAI key</w:t>
+              <w:t xml:space="preserve">Demo mode (pre-generated results)</w:t>
             </w:r>
           </w:p>
         </w:tc>
@@ -1698,7 +1770,7 @@
                 <w:b/>
                 <w:bCs/>
               </w:rPr>
-              <w:t xml:space="preserve">Pending: requires OpenAI key</w:t>
+              <w:t xml:space="preserve">Demo mode (pre-generated results)</w:t>
             </w:r>
           </w:p>
         </w:tc>
@@ -1726,7 +1798,7 @@
                 <w:b/>
                 <w:bCs/>
               </w:rPr>
-              <w:t xml:space="preserve">Pending: requires OpenAI key</w:t>
+              <w:t xml:space="preserve">Demo mode (pre-generated results)</w:t>
             </w:r>
           </w:p>
         </w:tc>
@@ -1754,7 +1826,7 @@
                 <w:b/>
                 <w:bCs/>
               </w:rPr>
-              <w:t xml:space="preserve">Pending: requires OpenAI key</w:t>
+              <w:t xml:space="preserve">Demo mode (pre-generated results)</w:t>
             </w:r>
           </w:p>
         </w:tc>
@@ -1762,11 +1834,13 @@
     </w:tbl>
     <w:p>
       <w:pPr>
-        <w:pStyle w:val="FirstParagraph"/>
-      </w:pPr>
-      <w:r>
-        <w:t xml:space="preserve">The harness is ready:</w:t>
-      </w:r>
+        <w:pStyle w:val="Heading2"/>
+      </w:pPr>
+      <w:bookmarkStart w:id="28" w:name="_471882c538efd264a3e250d5144824ed98ca96d"/>
+      <w:r>
+        <w:t xml:space="preserve">2.1 What demo mode does (verified by tests)</w:t>
+      </w:r>
+      <w:bookmarkEnd w:id="28"/>
     </w:p>
     <w:p>
       <w:pPr>
@@ -1777,6 +1851,261 @@
         </w:numPr>
       </w:pPr>
       <w:r>
+        <w:t xml:space="preserve">Four cases chosen by room purpose: living room (</w:t>
+      </w:r>
+      <w:r>
+        <w:rPr>
+          <w:rStyle w:val="VerbatimChar"/>
+        </w:rPr>
+        <w:t xml:space="preserve">LIVING</w:t>
+      </w:r>
+      <w:r>
+        <w:t xml:space="preserve">), bedroom (</w:t>
+      </w:r>
+      <w:r>
+        <w:rPr>
+          <w:rStyle w:val="VerbatimChar"/>
+        </w:rPr>
+        <w:t xml:space="preserve">SLEEP</w:t>
+      </w:r>
+      <w:r>
+        <w:t xml:space="preserve">), home office</w:t>
+      </w:r>
+      <w:r>
+        <w:t xml:space="preserve"> </w:t>
+      </w:r>
+      <w:r>
+        <w:t xml:space="preserve">(</w:t>
+      </w:r>
+      <w:r>
+        <w:rPr>
+          <w:rStyle w:val="VerbatimChar"/>
+        </w:rPr>
+        <w:t xml:space="preserve">STUDY</w:t>
+      </w:r>
+      <w:r>
+        <w:t xml:space="preserve">), student room (</w:t>
+      </w:r>
+      <w:r>
+        <w:rPr>
+          <w:rStyle w:val="VerbatimChar"/>
+        </w:rPr>
+        <w:t xml:space="preserve">STUDY_AND_SLEEP</w:t>
+      </w:r>
+      <w:r>
+        <w:t xml:space="preserve">,</w:t>
+      </w:r>
+      <w:r>
+        <w:t xml:space="preserve"> </w:t>
+      </w:r>
+      <w:r>
+        <w:rPr>
+          <w:rStyle w:val="VerbatimChar"/>
+        </w:rPr>
+        <w:t xml:space="preserve">MULTIPURPOSE</w:t>
+      </w:r>
+      <w:r>
+        <w:t xml:space="preserve">, default).</w:t>
+      </w:r>
+    </w:p>
+    <w:p>
+      <w:pPr>
+        <w:pStyle w:val="Compact"/>
+        <w:numPr>
+          <w:ilvl w:val="0"/>
+          <w:numId w:val="1002"/>
+        </w:numPr>
+      </w:pPr>
+      <w:r>
+        <w:t xml:space="preserve">The demo plan is built from the request — every detected object with its KEEP / REPLACE / REMOVE /</w:t>
+      </w:r>
+      <w:r>
+        <w:t xml:space="preserve"> </w:t>
+      </w:r>
+      <w:r>
+        <w:t xml:space="preserve">UNSURE decision, the budget, currency and rental flag — and must pass the same</w:t>
+      </w:r>
+      <w:r>
+        <w:t xml:space="preserve"> </w:t>
+      </w:r>
+      <w:r>
+        <w:rPr>
+          <w:rStyle w:val="VerbatimChar"/>
+        </w:rPr>
+        <w:t xml:space="preserve">DesignPlanValidator</w:t>
+      </w:r>
+      <w:r>
+        <w:t xml:space="preserve"> </w:t>
+      </w:r>
+      <w:r>
+        <w:t xml:space="preserve">as model output. Suggestions and DIY guides pass the same contract, safety and rental checks.</w:t>
+      </w:r>
+    </w:p>
+    <w:p>
+      <w:pPr>
+        <w:pStyle w:val="Compact"/>
+        <w:numPr>
+          <w:ilvl w:val="0"/>
+          <w:numId w:val="1002"/>
+        </w:numPr>
+      </w:pPr>
+      <w:r>
+        <w:t xml:space="preserve">The concept image is a CC0 stock photo for the room type (credits:</w:t>
+      </w:r>
+      <w:r>
+        <w:t xml:space="preserve"> </w:t>
+      </w:r>
+      <w:r>
+        <w:rPr>
+          <w:rStyle w:val="VerbatimChar"/>
+        </w:rPr>
+        <w:t xml:space="preserve">src/main/resources/demo/CREDITS.md</w:t>
+      </w:r>
+      <w:r>
+        <w:t xml:space="preserve">),</w:t>
+      </w:r>
+      <w:r>
+        <w:t xml:space="preserve"> </w:t>
+      </w:r>
+      <w:r>
+        <w:rPr>
+          <w:b/>
+          <w:bCs/>
+        </w:rPr>
+        <w:t xml:space="preserve">not</w:t>
+      </w:r>
+      <w:r>
+        <w:t xml:space="preserve"> </w:t>
+      </w:r>
+      <w:r>
+        <w:t xml:space="preserve">an edit of the user's photo; the UI says so.</w:t>
+      </w:r>
+    </w:p>
+    <w:p>
+      <w:pPr>
+        <w:pStyle w:val="Compact"/>
+        <w:numPr>
+          <w:ilvl w:val="0"/>
+          <w:numId w:val="1002"/>
+        </w:numPr>
+      </w:pPr>
+      <w:r>
+        <w:t xml:space="preserve">With a funded key (</w:t>
+      </w:r>
+      <w:r>
+        <w:rPr>
+          <w:rStyle w:val="VerbatimChar"/>
+        </w:rPr>
+        <w:t xml:space="preserve">AI_DEMO_MODE=false</w:t>
+      </w:r>
+      <w:r>
+        <w:t xml:space="preserve">) the app calls OpenAI;</w:t>
+      </w:r>
+      <w:r>
+        <w:t xml:space="preserve"> </w:t>
+      </w:r>
+      <w:r>
+        <w:rPr>
+          <w:rStyle w:val="VerbatimChar"/>
+        </w:rPr>
+        <w:t xml:space="preserve">AI_DEMO_FALLBACK=true</w:t>
+      </w:r>
+      <w:r>
+        <w:t xml:space="preserve"> </w:t>
+      </w:r>
+      <w:r>
+        <w:t xml:space="preserve">(default)</w:t>
+      </w:r>
+      <w:r>
+        <w:t xml:space="preserve"> </w:t>
+      </w:r>
+      <w:r>
+        <w:t xml:space="preserve">answers from the library when a call fails (401, 429, timeout, invalid output) and logs</w:t>
+      </w:r>
+      <w:r>
+        <w:t xml:space="preserve"> </w:t>
+      </w:r>
+      <w:r>
+        <w:rPr>
+          <w:rStyle w:val="VerbatimChar"/>
+        </w:rPr>
+        <w:t xml:space="preserve">AI demo result used: feature=… case=… reason=…</w:t>
+      </w:r>
+      <w:r>
+        <w:t xml:space="preserve">.</w:t>
+      </w:r>
+    </w:p>
+    <w:p>
+      <w:pPr>
+        <w:pStyle w:val="Compact"/>
+        <w:numPr>
+          <w:ilvl w:val="0"/>
+          <w:numId w:val="1002"/>
+        </w:numPr>
+      </w:pPr>
+      <w:r>
+        <w:t xml:space="preserve">Tests:</w:t>
+      </w:r>
+      <w:r>
+        <w:t xml:space="preserve"> </w:t>
+      </w:r>
+      <w:r>
+        <w:rPr>
+          <w:rStyle w:val="VerbatimChar"/>
+        </w:rPr>
+        <w:t xml:space="preserve">DemoLibraryTest</w:t>
+      </w:r>
+      <w:r>
+        <w:t xml:space="preserve"> </w:t>
+      </w:r>
+      <w:r>
+        <w:t xml:space="preserve">(every case through the validators, odd and zero budgets, TWD, rental,</w:t>
+      </w:r>
+      <w:r>
+        <w:t xml:space="preserve"> </w:t>
+      </w:r>
+      <w:r>
+        <w:t xml:space="preserve">low-confidence items) and</w:t>
+      </w:r>
+      <w:r>
+        <w:t xml:space="preserve"> </w:t>
+      </w:r>
+      <w:r>
+        <w:rPr>
+          <w:rStyle w:val="VerbatimChar"/>
+        </w:rPr>
+        <w:t xml:space="preserve">DemoFallbackTest</w:t>
+      </w:r>
+      <w:r>
+        <w:t xml:space="preserve"> </w:t>
+      </w:r>
+      <w:r>
+        <w:t xml:space="preserve">(each endpoint in demo mode without calling the provider;</w:t>
+      </w:r>
+      <w:r>
+        <w:t xml:space="preserve"> </w:t>
+      </w:r>
+      <w:r>
+        <w:t xml:space="preserve">quota, rejected-key, timeout, unexpected-error and invalid-output fallback).</w:t>
+      </w:r>
+    </w:p>
+    <w:p>
+      <w:pPr>
+        <w:pStyle w:val="FirstParagraph"/>
+      </w:pPr>
+      <w:r>
+        <w:t xml:space="preserve">The live-AI measurement harness is ready for when a funded key is available:</w:t>
+      </w:r>
+    </w:p>
+    <w:p>
+      <w:pPr>
+        <w:pStyle w:val="Compact"/>
+        <w:numPr>
+          <w:ilvl w:val="0"/>
+          <w:numId w:val="1003"/>
+        </w:numPr>
+      </w:pPr>
+      <w:r>
         <w:t xml:space="preserve">the backend logs one content-free line per provider call</w:t>
       </w:r>
       <w:r>
@@ -1800,7 +2129,7 @@
         <w:pStyle w:val="Compact"/>
         <w:numPr>
           <w:ilvl w:val="0"/>
-          <w:numId w:val="1002"/>
+          <w:numId w:val="1003"/>
         </w:numPr>
       </w:pPr>
       <w:r>
@@ -2046,11 +2375,11 @@
       <w:pPr>
         <w:pStyle w:val="Heading1"/>
       </w:pPr>
-      <w:bookmarkStart w:id="28" w:name="_6b83f7fc355badee34f84feb4a30af15be2d8f2"/>
+      <w:bookmarkStart w:id="29" w:name="_6b83f7fc355badee34f84feb4a30af15be2d8f2"/>
       <w:r>
         <w:t xml:space="preserve">3. Behaviour without an OpenAI key (verified)</w:t>
       </w:r>
-      <w:bookmarkEnd w:id="28"/>
+      <w:bookmarkEnd w:id="29"/>
     </w:p>
     <w:p>
       <w:pPr>
@@ -2310,11 +2639,11 @@
       <w:pPr>
         <w:pStyle w:val="Heading1"/>
       </w:pPr>
-      <w:bookmarkStart w:id="29" w:name="_03522b69338e4a62e822d3a2e8c5adf2c73389c"/>
-      <w:r>
-        <w:t xml:space="preserve">4. Automated test results (2026-10-24, develop)</w:t>
-      </w:r>
-      <w:bookmarkEnd w:id="29"/>
+      <w:bookmarkStart w:id="30" w:name="_2f6b1b8124c7ec6f3172b4bb5a6329713414701"/>
+      <w:r>
+        <w:t xml:space="preserve">4. Automated test results (2026-10-26, develop)</w:t>
+      </w:r>
+      <w:bookmarkEnd w:id="30"/>
     </w:p>
     <w:tbl>
       <w:tblPr>
@@ -2361,18 +2690,18 @@
               <w:pStyle w:val="Compact"/>
             </w:pPr>
             <w:r>
-              <w:t xml:space="preserve">Backend (JUnit, Postgres 17.11)</w:t>
-            </w:r>
-          </w:p>
-        </w:tc>
-        <w:tc>
-          <w:tcPr/>
-          <w:p>
-            <w:pPr>
-              <w:pStyle w:val="Compact"/>
-            </w:pPr>
-            <w:r>
-              <w:t xml:space="preserve">149 passed</w:t>
+              <w:t xml:space="preserve">Backend (JUnit, Postgres 17)</w:t>
+            </w:r>
+          </w:p>
+        </w:tc>
+        <w:tc>
+          <w:tcPr/>
+          <w:p>
+            <w:pPr>
+              <w:pStyle w:val="Compact"/>
+            </w:pPr>
+            <w:r>
+              <w:t xml:space="preserve">183 passed (25 for demo mode)</w:t>
             </w:r>
           </w:p>
         </w:tc>
@@ -2420,7 +2749,7 @@
               <w:pStyle w:val="Compact"/>
             </w:pPr>
             <w:r>
-              <w:t xml:space="preserve">230 passed</w:t>
+              <w:t xml:space="preserve">233 passed</w:t>
             </w:r>
           </w:p>
         </w:tc>
@@ -2444,7 +2773,7 @@
               <w:pStyle w:val="Compact"/>
             </w:pPr>
             <w:r>
-              <w:t xml:space="preserve">39 passed, stable over 4 consecutive runs</w:t>
+              <w:t xml:space="preserve">39 passed</w:t>
             </w:r>
           </w:p>
         </w:tc>
@@ -2481,7 +2810,22 @@
               <w:pStyle w:val="Compact"/>
             </w:pPr>
             <w:r>
-              <w:t xml:space="preserve">Browser, real stack — no AI key (Playwright</w:t>
+              <w:t xml:space="preserve">Browser, real stack,</w:t>
+            </w:r>
+            <w:r>
+              <w:t xml:space="preserve"> </w:t>
+            </w:r>
+            <w:r>
+              <w:rPr>
+                <w:rStyle w:val="VerbatimChar"/>
+              </w:rPr>
+              <w:t xml:space="preserve">AI_DEMO_MODE=true</w:t>
+            </w:r>
+            <w:r>
+              <w:t xml:space="preserve"> </w:t>
+            </w:r>
+            <w:r>
+              <w:t xml:space="preserve">(Playwright</w:t>
             </w:r>
             <w:r>
               <w:t xml:space="preserve"> </w:t>
@@ -2493,6 +2837,18 @@
               <w:t xml:space="preserve">tests/live</w:t>
             </w:r>
             <w:r>
+              <w:t xml:space="preserve">,</w:t>
+            </w:r>
+            <w:r>
+              <w:t xml:space="preserve"> </w:t>
+            </w:r>
+            <w:r>
+              <w:rPr>
+                <w:rStyle w:val="VerbatimChar"/>
+              </w:rPr>
+              <w:t xml:space="preserve">LIVE_AI=1 LIVE_DEMO=1</w:t>
+            </w:r>
+            <w:r>
               <w:t xml:space="preserve">)</w:t>
             </w:r>
           </w:p>
@@ -2504,7 +2860,7 @@
               <w:pStyle w:val="Compact"/>
             </w:pPr>
             <w:r>
-              <w:t xml:space="preserve">journey, privacy, logout, CV-down manual entry: all passed</w:t>
+              <w:t xml:space="preserve">full journey incl. plan, concept, suggestions, DIY and over-budget warning; privacy; logout; CV-down manual entry: all passed</w:t>
             </w:r>
           </w:p>
         </w:tc>
@@ -2534,7 +2890,7 @@
       <w:pStyle w:val="Footer"/>
     </w:pPr>
     <w:r>
-      <w:t xml:space="preserve">Release candidate v0.9.0-rc1 · 24 October 2026</w:t>
+      <w:t xml:space="preserve">Release v1.0.0 (demo mode) · 24 October 2026</w:t>
     </w:r>
     <w:r>
       <w:tab/>
@@ -2803,6 +3159,9 @@
     <w:abstractNumId w:val="991"/>
   </w:num>
   <w:num w:numId="1002">
+    <w:abstractNumId w:val="991"/>
+  </w:num>
+  <w:num w:numId="1003">
     <w:abstractNumId w:val="991"/>
   </w:num>
 </w:numbering>

--- a/docs/submission/final/Roomify - Evaluation Evidence.docx
+++ b/docs/submission/final/Roomify - Evaluation Evidence.docx
@@ -37,7 +37,7 @@
         <w:br/>
       </w:r>
       <w:r>
-        <w:t xml:space="preserve">Release v1.0.0 (demo mode)</w:t>
+        <w:t xml:space="preserve">Release v1.0.1 (live, demo mode)</w:t>
       </w:r>
       <w:r>
         <w:br/>
@@ -1126,11 +1126,481 @@
       <w:pPr>
         <w:pStyle w:val="Heading2"/>
       </w:pPr>
-      <w:bookmarkStart w:id="13" w:name="_57211eefdc79f8c7cd75190c894f3c55f20ae75"/>
+      <w:bookmarkStart w:id="13" w:name="_436d443c201c4e671a683ee614b67e4453a2715"/>
+      <w:r>
+        <w:t xml:space="preserve">Deployed runtime: ONNX Runtime on Vercel (measured 2026-10-26)</w:t>
+      </w:r>
+      <w:bookmarkEnd w:id="13"/>
+    </w:p>
+    <w:p>
+      <w:pPr>
+        <w:pStyle w:val="FirstParagraph"/>
+      </w:pPr>
+      <w:r>
+        <w:t xml:space="preserve">The live CV service runs the same YOLO11n weights exported to ONNX on ONNX Runtime (no torch), so it</w:t>
+      </w:r>
+      <w:r>
+        <w:t xml:space="preserve"> </w:t>
+      </w:r>
+      <w:r>
+        <w:t xml:space="preserve">fits a Vercel Python Function. Same 60 images, same script and matching rules:</w:t>
+      </w:r>
+    </w:p>
+    <w:tbl>
+      <w:tblPr>
+        <w:tblStyle w:val="Table"/>
+        <w:tblW w:type="pct" w:w="5000"/>
+        <w:tblLook w:firstRow="1" w:lastRow="0" w:firstColumn="0" w:lastColumn="0" w:noHBand="0" w:noVBand="0" w:val="0020"/>
+      </w:tblPr>
+      <w:tblGrid>
+        <w:gridCol w:w="990"/>
+        <w:gridCol w:w="990"/>
+        <w:gridCol w:w="990"/>
+        <w:gridCol w:w="990"/>
+        <w:gridCol w:w="990"/>
+        <w:gridCol w:w="990"/>
+        <w:gridCol w:w="990"/>
+        <w:gridCol w:w="990"/>
+      </w:tblGrid>
+      <w:tr>
+        <w:trPr>
+          <w:tblHeader w:val="on"/>
+        </w:trPr>
+        <w:tc>
+          <w:tcPr/>
+          <w:p>
+            <w:pPr>
+              <w:pStyle w:val="Compact"/>
+            </w:pPr>
+            <w:r>
+              <w:t xml:space="preserve">Runtime</w:t>
+            </w:r>
+          </w:p>
+        </w:tc>
+        <w:tc>
+          <w:tcPr/>
+          <w:p>
+            <w:pPr>
+              <w:pStyle w:val="Compact"/>
+            </w:pPr>
+            <w:r>
+              <w:t xml:space="preserve">TP</w:t>
+            </w:r>
+          </w:p>
+        </w:tc>
+        <w:tc>
+          <w:tcPr/>
+          <w:p>
+            <w:pPr>
+              <w:pStyle w:val="Compact"/>
+            </w:pPr>
+            <w:r>
+              <w:t xml:space="preserve">FP</w:t>
+            </w:r>
+          </w:p>
+        </w:tc>
+        <w:tc>
+          <w:tcPr/>
+          <w:p>
+            <w:pPr>
+              <w:pStyle w:val="Compact"/>
+            </w:pPr>
+            <w:r>
+              <w:t xml:space="preserve">FN</w:t>
+            </w:r>
+          </w:p>
+        </w:tc>
+        <w:tc>
+          <w:tcPr/>
+          <w:p>
+            <w:pPr>
+              <w:pStyle w:val="Compact"/>
+            </w:pPr>
+            <w:r>
+              <w:t xml:space="preserve">Precision</w:t>
+            </w:r>
+          </w:p>
+        </w:tc>
+        <w:tc>
+          <w:tcPr/>
+          <w:p>
+            <w:pPr>
+              <w:pStyle w:val="Compact"/>
+            </w:pPr>
+            <w:r>
+              <w:t xml:space="preserve">Recall</w:t>
+            </w:r>
+          </w:p>
+        </w:tc>
+        <w:tc>
+          <w:tcPr/>
+          <w:p>
+            <w:pPr>
+              <w:pStyle w:val="Compact"/>
+            </w:pPr>
+            <w:r>
+              <w:t xml:space="preserve">Recall, large</w:t>
+            </w:r>
+          </w:p>
+        </w:tc>
+        <w:tc>
+          <w:tcPr/>
+          <w:p>
+            <w:pPr>
+              <w:pStyle w:val="Compact"/>
+            </w:pPr>
+            <w:r>
+              <w:t xml:space="preserve">Model time p50 / p95</w:t>
+            </w:r>
+          </w:p>
+        </w:tc>
+      </w:tr>
+      <w:tr>
+        <w:tc>
+          <w:tcPr/>
+          <w:p>
+            <w:pPr>
+              <w:pStyle w:val="Compact"/>
+            </w:pPr>
+            <w:r>
+              <w:t xml:space="preserve">torch (table above), laptop</w:t>
+            </w:r>
+          </w:p>
+        </w:tc>
+        <w:tc>
+          <w:tcPr/>
+          <w:p>
+            <w:pPr>
+              <w:pStyle w:val="Compact"/>
+            </w:pPr>
+            <w:r>
+              <w:t xml:space="preserve">99</w:t>
+            </w:r>
+          </w:p>
+        </w:tc>
+        <w:tc>
+          <w:tcPr/>
+          <w:p>
+            <w:pPr>
+              <w:pStyle w:val="Compact"/>
+            </w:pPr>
+            <w:r>
+              <w:t xml:space="preserve">42</w:t>
+            </w:r>
+          </w:p>
+        </w:tc>
+        <w:tc>
+          <w:tcPr/>
+          <w:p>
+            <w:pPr>
+              <w:pStyle w:val="Compact"/>
+            </w:pPr>
+            <w:r>
+              <w:t xml:space="preserve">60</w:t>
+            </w:r>
+          </w:p>
+        </w:tc>
+        <w:tc>
+          <w:tcPr/>
+          <w:p>
+            <w:pPr>
+              <w:pStyle w:val="Compact"/>
+            </w:pPr>
+            <w:r>
+              <w:t xml:space="preserve">0.70</w:t>
+            </w:r>
+          </w:p>
+        </w:tc>
+        <w:tc>
+          <w:tcPr/>
+          <w:p>
+            <w:pPr>
+              <w:pStyle w:val="Compact"/>
+            </w:pPr>
+            <w:r>
+              <w:t xml:space="preserve">0.62</w:t>
+            </w:r>
+          </w:p>
+        </w:tc>
+        <w:tc>
+          <w:tcPr/>
+          <w:p>
+            <w:pPr>
+              <w:pStyle w:val="Compact"/>
+            </w:pPr>
+            <w:r>
+              <w:t xml:space="preserve">0.68</w:t>
+            </w:r>
+          </w:p>
+        </w:tc>
+        <w:tc>
+          <w:tcPr/>
+          <w:p>
+            <w:pPr>
+              <w:pStyle w:val="Compact"/>
+            </w:pPr>
+            <w:r>
+              <w:t xml:space="preserve">32 / 41 ms</w:t>
+            </w:r>
+          </w:p>
+        </w:tc>
+      </w:tr>
+      <w:tr>
+        <w:tc>
+          <w:tcPr/>
+          <w:p>
+            <w:pPr>
+              <w:pStyle w:val="Compact"/>
+            </w:pPr>
+            <w:r>
+              <w:t xml:space="preserve">ONNX Runtime, laptop</w:t>
+            </w:r>
+          </w:p>
+        </w:tc>
+        <w:tc>
+          <w:tcPr/>
+          <w:p>
+            <w:pPr>
+              <w:pStyle w:val="Compact"/>
+            </w:pPr>
+            <w:r>
+              <w:t xml:space="preserve">101</w:t>
+            </w:r>
+          </w:p>
+        </w:tc>
+        <w:tc>
+          <w:tcPr/>
+          <w:p>
+            <w:pPr>
+              <w:pStyle w:val="Compact"/>
+            </w:pPr>
+            <w:r>
+              <w:t xml:space="preserve">42</w:t>
+            </w:r>
+          </w:p>
+        </w:tc>
+        <w:tc>
+          <w:tcPr/>
+          <w:p>
+            <w:pPr>
+              <w:pStyle w:val="Compact"/>
+            </w:pPr>
+            <w:r>
+              <w:t xml:space="preserve">58</w:t>
+            </w:r>
+          </w:p>
+        </w:tc>
+        <w:tc>
+          <w:tcPr/>
+          <w:p>
+            <w:pPr>
+              <w:pStyle w:val="Compact"/>
+            </w:pPr>
+            <w:r>
+              <w:t xml:space="preserve">0.71</w:t>
+            </w:r>
+          </w:p>
+        </w:tc>
+        <w:tc>
+          <w:tcPr/>
+          <w:p>
+            <w:pPr>
+              <w:pStyle w:val="Compact"/>
+            </w:pPr>
+            <w:r>
+              <w:t xml:space="preserve">0.64</w:t>
+            </w:r>
+          </w:p>
+        </w:tc>
+        <w:tc>
+          <w:tcPr/>
+          <w:p>
+            <w:pPr>
+              <w:pStyle w:val="Compact"/>
+            </w:pPr>
+            <w:r>
+              <w:t xml:space="preserve">0.70</w:t>
+            </w:r>
+          </w:p>
+        </w:tc>
+        <w:tc>
+          <w:tcPr/>
+          <w:p>
+            <w:pPr>
+              <w:pStyle w:val="Compact"/>
+            </w:pPr>
+            <w:r>
+              <w:t xml:space="preserve">38 / 43 ms</w:t>
+            </w:r>
+          </w:p>
+        </w:tc>
+      </w:tr>
+      <w:tr>
+        <w:tc>
+          <w:tcPr/>
+          <w:p>
+            <w:pPr>
+              <w:pStyle w:val="Compact"/>
+            </w:pPr>
+            <w:r>
+              <w:t xml:space="preserve">ONNX Runtime, live on Vercel</w:t>
+            </w:r>
+          </w:p>
+        </w:tc>
+        <w:tc>
+          <w:tcPr/>
+          <w:p>
+            <w:pPr>
+              <w:pStyle w:val="Compact"/>
+            </w:pPr>
+            <w:r>
+              <w:t xml:space="preserve">101</w:t>
+            </w:r>
+          </w:p>
+        </w:tc>
+        <w:tc>
+          <w:tcPr/>
+          <w:p>
+            <w:pPr>
+              <w:pStyle w:val="Compact"/>
+            </w:pPr>
+            <w:r>
+              <w:t xml:space="preserve">42</w:t>
+            </w:r>
+          </w:p>
+        </w:tc>
+        <w:tc>
+          <w:tcPr/>
+          <w:p>
+            <w:pPr>
+              <w:pStyle w:val="Compact"/>
+            </w:pPr>
+            <w:r>
+              <w:t xml:space="preserve">58</w:t>
+            </w:r>
+          </w:p>
+        </w:tc>
+        <w:tc>
+          <w:tcPr/>
+          <w:p>
+            <w:pPr>
+              <w:pStyle w:val="Compact"/>
+            </w:pPr>
+            <w:r>
+              <w:t xml:space="preserve">0.71</w:t>
+            </w:r>
+          </w:p>
+        </w:tc>
+        <w:tc>
+          <w:tcPr/>
+          <w:p>
+            <w:pPr>
+              <w:pStyle w:val="Compact"/>
+            </w:pPr>
+            <w:r>
+              <w:t xml:space="preserve">0.64</w:t>
+            </w:r>
+          </w:p>
+        </w:tc>
+        <w:tc>
+          <w:tcPr/>
+          <w:p>
+            <w:pPr>
+              <w:pStyle w:val="Compact"/>
+            </w:pPr>
+            <w:r>
+              <w:t xml:space="preserve">0.70</w:t>
+            </w:r>
+          </w:p>
+        </w:tc>
+        <w:tc>
+          <w:tcPr/>
+          <w:p>
+            <w:pPr>
+              <w:pStyle w:val="Compact"/>
+            </w:pPr>
+            <w:r>
+              <w:t xml:space="preserve">237 / 257 ms</w:t>
+            </w:r>
+          </w:p>
+        </w:tc>
+      </w:tr>
+    </w:tbl>
+    <w:p>
+      <w:pPr>
+        <w:pStyle w:val="FirstParagraph"/>
+      </w:pPr>
+      <w:r>
+        <w:t xml:space="preserve">The ONNX path letterboxes to a fixed 640×640 square instead of ultralytics' minimal rectangle, which</w:t>
+      </w:r>
+      <w:r>
+        <w:t xml:space="preserve"> </w:t>
+      </w:r>
+      <w:r>
+        <w:t xml:space="preserve">explains the two extra true positives; this is the same detector, not an improvement. On Vercel</w:t>
+      </w:r>
+      <w:r>
+        <w:t xml:space="preserve"> </w:t>
+      </w:r>
+      <w:r>
+        <w:t xml:space="preserve">(one vCPU) a photo takes about 0.24 s of model time; the HTTP round trip measured from the test laptop</w:t>
+      </w:r>
+      <w:r>
+        <w:t xml:space="preserve"> </w:t>
+      </w:r>
+      <w:r>
+        <w:t xml:space="preserve">in Asia to the US East function was p50 1.4 s, p95 2.0 s, max 3.5 s (cold start included), which</w:t>
+      </w:r>
+      <w:r>
+        <w:t xml:space="preserve"> </w:t>
+      </w:r>
+      <w:r>
+        <w:t xml:space="preserve">says more about the network path than about the service. Memory: about 175 MB for the ONNX service</w:t>
+      </w:r>
+      <w:r>
+        <w:t xml:space="preserve"> </w:t>
+      </w:r>
+      <w:r>
+        <w:t xml:space="preserve">vs about 510 MB with torch. Raw results:</w:t>
+      </w:r>
+      <w:r>
+        <w:t xml:space="preserve"> </w:t>
+      </w:r>
+      <w:hyperlink r:id="rId14">
+        <w:r>
+          <w:rPr>
+            <w:rStyle w:val="VerbatimChar"/>
+          </w:rPr>
+          <w:t xml:space="preserve">detection_results_onnx_local.json</w:t>
+        </w:r>
+      </w:hyperlink>
+      <w:r>
+        <w:t xml:space="preserve">,</w:t>
+      </w:r>
+      <w:r>
+        <w:t xml:space="preserve"> </w:t>
+      </w:r>
+      <w:hyperlink r:id="rId15">
+        <w:r>
+          <w:rPr>
+            <w:rStyle w:val="VerbatimChar"/>
+          </w:rPr>
+          <w:t xml:space="preserve">detection_results_vercel.json</w:t>
+        </w:r>
+      </w:hyperlink>
+      <w:r>
+        <w:t xml:space="preserve">.</w:t>
+      </w:r>
+    </w:p>
+    <w:p>
+      <w:pPr>
+        <w:pStyle w:val="Heading2"/>
+      </w:pPr>
+      <w:bookmarkStart w:id="16" w:name="_57211eefdc79f8c7cd75190c894f3c55f20ae75"/>
       <w:r>
         <w:t xml:space="preserve">Failure cases</w:t>
       </w:r>
-      <w:bookmarkEnd w:id="13"/>
+      <w:bookmarkEnd w:id="16"/>
     </w:p>
     <w:p>
       <w:pPr>
@@ -1161,18 +1631,18 @@
           <wp:inline>
             <wp:extent cx="4319999" cy="3239999"/>
             <wp:effectExtent b="0" l="0" r="0" t="0"/>
-            <wp:docPr descr="Failure case COCO 47769: a wooden window shutter is detected as a chair (confidence 0.50); two partly hidden chairs and a small table are missed; the floor lamp cannot be detected at all because COCO has no lamp class." title="" id="15" name="Picture"/>
+            <wp:docPr descr="Failure case COCO 47769: a wooden window shutter is detected as a chair (confidence 0.50); two partly hidden chairs and a small table are missed; the floor lamp cannot be detected at all because COCO has no lamp class." title="" id="18" name="Picture"/>
             <a:graphic>
               <a:graphicData uri="http://schemas.openxmlformats.org/drawingml/2006/picture">
                 <pic:pic>
                   <pic:nvPicPr>
-                    <pic:cNvPr descr="evaluation/failures/coco-47769.jpg" id="16" name="Picture"/>
+                    <pic:cNvPr descr="evaluation/failures/coco-47769.jpg" id="19" name="Picture"/>
                     <pic:cNvPicPr>
                       <a:picLocks noChangeArrowheads="1" noChangeAspect="1"/>
                     </pic:cNvPicPr>
                   </pic:nvPicPr>
                   <pic:blipFill>
-                    <a:blip r:embed="rId14"/>
+                    <a:blip r:embed="rId17"/>
                     <a:stretch>
                       <a:fillRect/>
                     </a:stretch>
@@ -1216,18 +1686,18 @@
           <wp:inline>
             <wp:extent cx="4319999" cy="2841749"/>
             <wp:effectExtent b="0" l="0" r="0" t="0"/>
-            <wp:docPr descr="Failure case COCO 39477: the sofa and TV are found, but two hanging planters merge into one box (one false positive and one miss) and three small plants under 3 % of the frame are missed." title="" id="18" name="Picture"/>
+            <wp:docPr descr="Failure case COCO 39477: the sofa and TV are found, but two hanging planters merge into one box (one false positive and one miss) and three small plants under 3 % of the frame are missed." title="" id="21" name="Picture"/>
             <a:graphic>
               <a:graphicData uri="http://schemas.openxmlformats.org/drawingml/2006/picture">
                 <pic:pic>
                   <pic:nvPicPr>
-                    <pic:cNvPr descr="evaluation/failures/coco-39477.jpg" id="19" name="Picture"/>
+                    <pic:cNvPr descr="evaluation/failures/coco-39477.jpg" id="22" name="Picture"/>
                     <pic:cNvPicPr>
                       <a:picLocks noChangeArrowheads="1" noChangeAspect="1"/>
                     </pic:cNvPicPr>
                   </pic:nvPicPr>
                   <pic:blipFill>
-                    <a:blip r:embed="rId17"/>
+                    <a:blip r:embed="rId20"/>
                     <a:stretch>
                       <a:fillRect/>
                     </a:stretch>
@@ -1271,67 +1741,12 @@
           <wp:inline>
             <wp:extent cx="4319999" cy="2882249"/>
             <wp:effectExtent b="0" l="0" r="0" t="0"/>
-            <wp:docPr descr="Failure case COCO 13923: in a bright living room the sofa (0.90) and large chairs are found, but seven smaller objects (each at most 5.5 % of the image) are missed; there are no false alarms." title="" id="21" name="Picture"/>
+            <wp:docPr descr="Failure case COCO 13923: in a bright living room the sofa (0.90) and large chairs are found, but seven smaller objects (each at most 5.5 % of the image) are missed; there are no false alarms." title="" id="24" name="Picture"/>
             <a:graphic>
               <a:graphicData uri="http://schemas.openxmlformats.org/drawingml/2006/picture">
                 <pic:pic>
                   <pic:nvPicPr>
-                    <pic:cNvPr descr="evaluation/failures/coco-13923.jpg" id="22" name="Picture"/>
-                    <pic:cNvPicPr>
-                      <a:picLocks noChangeArrowheads="1" noChangeAspect="1"/>
-                    </pic:cNvPicPr>
-                  </pic:nvPicPr>
-                  <pic:blipFill>
-                    <a:blip r:embed="rId20"/>
-                    <a:stretch>
-                      <a:fillRect/>
-                    </a:stretch>
-                  </pic:blipFill>
-                  <pic:spPr bwMode="auto">
-                    <a:xfrm>
-                      <a:off x="0" y="0"/>
-                      <a:ext cx="4319999" cy="2882249"/>
-                    </a:xfrm>
-                    <a:prstGeom prst="rect">
-                      <a:avLst/>
-                    </a:prstGeom>
-                    <a:noFill/>
-                    <a:ln w="9525">
-                      <a:noFill/>
-                      <a:headEnd/>
-                      <a:tailEnd/>
-                    </a:ln>
-                  </pic:spPr>
-                </pic:pic>
-              </a:graphicData>
-            </a:graphic>
-          </wp:inline>
-        </w:drawing>
-      </w:r>
-    </w:p>
-    <w:p>
-      <w:pPr>
-        <w:pStyle w:val="ImageCaption"/>
-      </w:pPr>
-      <w:r>
-        <w:t xml:space="preserve">Figure 3. Failure case COCO 13923: in a bright living room the sofa (0.90) and large chairs are found, but seven smaller objects (each at most 5.5 % of the image) are missed; there are no false alarms.</w:t>
-      </w:r>
-    </w:p>
-    <w:p>
-      <w:pPr>
-        <w:pStyle w:val="CaptionedFigure"/>
-      </w:pPr>
-      <w:r>
-        <w:drawing>
-          <wp:inline>
-            <wp:extent cx="4319999" cy="2882249"/>
-            <wp:effectExtent b="0" l="0" r="0" t="0"/>
-            <wp:docPr descr="Failure case COCO 14038: in a cluttered studio the bed is found; the TV, a small table and other items under 5 % of the frame are missed. The shelf plant is detected but overlaps its annotation by less than IoU 0.5, so one localisation error counts as both a false alarm and a miss." title="" id="24" name="Picture"/>
-            <a:graphic>
-              <a:graphicData uri="http://schemas.openxmlformats.org/drawingml/2006/picture">
-                <pic:pic>
-                  <pic:nvPicPr>
-                    <pic:cNvPr descr="evaluation/failures/coco-14038.jpg" id="25" name="Picture"/>
+                    <pic:cNvPr descr="evaluation/failures/coco-13923.jpg" id="25" name="Picture"/>
                     <pic:cNvPicPr>
                       <a:picLocks noChangeArrowheads="1" noChangeAspect="1"/>
                     </pic:cNvPicPr>
@@ -1369,18 +1784,73 @@
         <w:pStyle w:val="ImageCaption"/>
       </w:pPr>
       <w:r>
-        <w:t xml:space="preserve">Figure 4. Failure case COCO 14038: in a cluttered studio the bed is found; the TV, a small table and other items under 5 % of the frame are missed. The shelf plant is detected but overlaps its annotation by less than IoU 0.5, so one localisation error counts as both a false alarm and a miss.</w:t>
+        <w:t xml:space="preserve">Figure 3. Failure case COCO 13923: in a bright living room the sofa (0.90) and large chairs are found, but seven smaller objects (each at most 5.5 % of the image) are missed; there are no false alarms.</w:t>
       </w:r>
     </w:p>
     <w:p>
       <w:pPr>
+        <w:pStyle w:val="CaptionedFigure"/>
+      </w:pPr>
+      <w:r>
+        <w:drawing>
+          <wp:inline>
+            <wp:extent cx="4319999" cy="2882249"/>
+            <wp:effectExtent b="0" l="0" r="0" t="0"/>
+            <wp:docPr descr="Failure case COCO 14038: in a cluttered studio the bed is found; the TV, a small table and other items under 5 % of the frame are missed. The shelf plant is detected but overlaps its annotation by less than IoU 0.5, so one localisation error counts as both a false alarm and a miss." title="" id="27" name="Picture"/>
+            <a:graphic>
+              <a:graphicData uri="http://schemas.openxmlformats.org/drawingml/2006/picture">
+                <pic:pic>
+                  <pic:nvPicPr>
+                    <pic:cNvPr descr="evaluation/failures/coco-14038.jpg" id="28" name="Picture"/>
+                    <pic:cNvPicPr>
+                      <a:picLocks noChangeArrowheads="1" noChangeAspect="1"/>
+                    </pic:cNvPicPr>
+                  </pic:nvPicPr>
+                  <pic:blipFill>
+                    <a:blip r:embed="rId26"/>
+                    <a:stretch>
+                      <a:fillRect/>
+                    </a:stretch>
+                  </pic:blipFill>
+                  <pic:spPr bwMode="auto">
+                    <a:xfrm>
+                      <a:off x="0" y="0"/>
+                      <a:ext cx="4319999" cy="2882249"/>
+                    </a:xfrm>
+                    <a:prstGeom prst="rect">
+                      <a:avLst/>
+                    </a:prstGeom>
+                    <a:noFill/>
+                    <a:ln w="9525">
+                      <a:noFill/>
+                      <a:headEnd/>
+                      <a:tailEnd/>
+                    </a:ln>
+                  </pic:spPr>
+                </pic:pic>
+              </a:graphicData>
+            </a:graphic>
+          </wp:inline>
+        </w:drawing>
+      </w:r>
+    </w:p>
+    <w:p>
+      <w:pPr>
+        <w:pStyle w:val="ImageCaption"/>
+      </w:pPr>
+      <w:r>
+        <w:t xml:space="preserve">Figure 4. Failure case COCO 14038: in a cluttered studio the bed is found; the TV, a small table and other items under 5 % of the frame are missed. The shelf plant is detected but overlaps its annotation by less than IoU 0.5, so one localisation error counts as both a false alarm and a miss.</w:t>
+      </w:r>
+    </w:p>
+    <w:p>
+      <w:pPr>
         <w:pStyle w:val="Heading2"/>
       </w:pPr>
-      <w:bookmarkStart w:id="26" w:name="_dd287d2b44763a131b7d5a0aa39b4b9fe8e64dc"/>
+      <w:bookmarkStart w:id="29" w:name="_dd287d2b44763a131b7d5a0aa39b4b9fe8e64dc"/>
       <w:r>
         <w:t xml:space="preserve">Limitations of this measurement</w:t>
       </w:r>
-      <w:bookmarkEnd w:id="26"/>
+      <w:bookmarkEnd w:id="29"/>
     </w:p>
     <w:p>
       <w:pPr>
@@ -1453,11 +1923,11 @@
       <w:pPr>
         <w:pStyle w:val="Heading1"/>
       </w:pPr>
-      <w:bookmarkStart w:id="27" w:name="_84144cec4c5531fc71a62482f330b4701432a9f"/>
+      <w:bookmarkStart w:id="30" w:name="_84144cec4c5531fc71a62482f330b4701432a9f"/>
       <w:r>
         <w:t xml:space="preserve">2. Redesign plan, visual concept and suggestions (OpenAI)</w:t>
       </w:r>
-      <w:bookmarkEnd w:id="27"/>
+      <w:bookmarkEnd w:id="30"/>
     </w:p>
     <w:p>
       <w:pPr>
@@ -1836,11 +2306,11 @@
       <w:pPr>
         <w:pStyle w:val="Heading2"/>
       </w:pPr>
-      <w:bookmarkStart w:id="28" w:name="_471882c538efd264a3e250d5144824ed98ca96d"/>
+      <w:bookmarkStart w:id="31" w:name="_471882c538efd264a3e250d5144824ed98ca96d"/>
       <w:r>
         <w:t xml:space="preserve">2.1 What demo mode does (verified by tests)</w:t>
       </w:r>
-      <w:bookmarkEnd w:id="28"/>
+      <w:bookmarkEnd w:id="31"/>
     </w:p>
     <w:p>
       <w:pPr>
@@ -2375,11 +2845,11 @@
       <w:pPr>
         <w:pStyle w:val="Heading1"/>
       </w:pPr>
-      <w:bookmarkStart w:id="29" w:name="_6b83f7fc355badee34f84feb4a30af15be2d8f2"/>
+      <w:bookmarkStart w:id="32" w:name="_6b83f7fc355badee34f84feb4a30af15be2d8f2"/>
       <w:r>
         <w:t xml:space="preserve">3. Behaviour without an OpenAI key (verified)</w:t>
       </w:r>
-      <w:bookmarkEnd w:id="29"/>
+      <w:bookmarkEnd w:id="32"/>
     </w:p>
     <w:p>
       <w:pPr>
@@ -2639,11 +3109,11 @@
       <w:pPr>
         <w:pStyle w:val="Heading1"/>
       </w:pPr>
-      <w:bookmarkStart w:id="30" w:name="_2f6b1b8124c7ec6f3172b4bb5a6329713414701"/>
-      <w:r>
-        <w:t xml:space="preserve">4. Automated test results (2026-10-26, develop)</w:t>
-      </w:r>
-      <w:bookmarkEnd w:id="30"/>
+      <w:bookmarkStart w:id="33" w:name="_00e55af69787f5f89b371acbb9445cd3611a154"/>
+      <w:r>
+        <w:t xml:space="preserve">4. Automated test results (2026-10-26, develop, release v1.0.1)</w:t>
+      </w:r>
+      <w:bookmarkEnd w:id="33"/>
     </w:p>
     <w:tbl>
       <w:tblPr>
@@ -2701,7 +3171,7 @@
               <w:pStyle w:val="Compact"/>
             </w:pPr>
             <w:r>
-              <w:t xml:space="preserve">183 passed (25 for demo mode)</w:t>
+              <w:t xml:space="preserve">186 passed (25 for demo mode)</w:t>
             </w:r>
           </w:p>
         </w:tc>
@@ -2725,7 +3195,7 @@
               <w:pStyle w:val="Compact"/>
             </w:pPr>
             <w:r>
-              <w:t xml:space="preserve">21 passed</w:t>
+              <w:t xml:space="preserve">22 passed on torch, 22 passed on ONNX Runtime</w:t>
             </w:r>
           </w:p>
         </w:tc>
@@ -2749,7 +3219,7 @@
               <w:pStyle w:val="Compact"/>
             </w:pPr>
             <w:r>
-              <w:t xml:space="preserve">233 passed</w:t>
+              <w:t xml:space="preserve">235 passed</w:t>
             </w:r>
           </w:p>
         </w:tc>
@@ -2861,6 +3331,66 @@
             </w:pPr>
             <w:r>
               <w:t xml:space="preserve">full journey incl. plan, concept, suggestions, DIY and over-budget warning; privacy; logout; CV-down manual entry: all passed</w:t>
+            </w:r>
+          </w:p>
+        </w:tc>
+      </w:tr>
+      <w:tr>
+        <w:tc>
+          <w:tcPr/>
+          <w:p>
+            <w:pPr>
+              <w:pStyle w:val="Compact"/>
+            </w:pPr>
+            <w:r>
+              <w:t xml:space="preserve">Browser,</w:t>
+            </w:r>
+            <w:r>
+              <w:t xml:space="preserve"> </w:t>
+            </w:r>
+            <w:r>
+              <w:rPr>
+                <w:b/>
+                <w:bCs/>
+              </w:rPr>
+              <w:t xml:space="preserve">live deployment</w:t>
+            </w:r>
+            <w:r>
+              <w:t xml:space="preserve"> </w:t>
+            </w:r>
+            <w:hyperlink r:id="rId34">
+              <w:r>
+                <w:rPr>
+                  <w:rStyle w:val="Hyperlink"/>
+                </w:rPr>
+                <w:t xml:space="preserve">https://roomify-rooms.vercel.app</w:t>
+              </w:r>
+            </w:hyperlink>
+            <w:r>
+              <w:t xml:space="preserve">, demo mode (same suite,</w:t>
+            </w:r>
+            <w:r>
+              <w:t xml:space="preserve"> </w:t>
+            </w:r>
+            <w:r>
+              <w:rPr>
+                <w:rStyle w:val="VerbatimChar"/>
+              </w:rPr>
+              <w:t xml:space="preserve">LIVE_BASE_URL</w:t>
+            </w:r>
+            <w:r>
+              <w:t xml:space="preserve">)</w:t>
+            </w:r>
+          </w:p>
+        </w:tc>
+        <w:tc>
+          <w:tcPr/>
+          <w:p>
+            <w:pPr>
+              <w:pStyle w:val="Compact"/>
+            </w:pPr>
+            <w:r>
+              <w:t xml:space="preserve">journey incl. plan, visual concept (image loaded), suggestions and DIY; privacy; logout: passed. CV-down skipped (needs the CV service stopped). The journey also passed with a 9.7 MB, 6000×4000 photo (shrunk in the browser below Vercel's 4.5 MB body limit). One earlier run timed out at registration (15 s limit) while a new API instance cold-started; it passed on rerun</w:t>
             </w:r>
           </w:p>
         </w:tc>
@@ -2890,7 +3420,7 @@
       <w:pStyle w:val="Footer"/>
     </w:pPr>
     <w:r>
-      <w:t xml:space="preserve">Release v1.0.0 (demo mode) · 24 October 2026</w:t>
+      <w:t xml:space="preserve">Release v1.0.1 (live, demo mode) · 24 October 2026</w:t>
     </w:r>
     <w:r>
       <w:tab/>
